--- a/verification/research/branded-reference.docx
+++ b/verification/research/branded-reference.docx
@@ -1096,7 +1096,7 @@
     <w:name w:val="Verbatim Char"/>
     <w:basedOn w:val="BodyTextChar"/>
     <w:rPr>
-      <w:rFonts w:ascii="Consolas" w:hAnsi="Consolas"/>
+      <w:rFonts w:ascii="Courier New" w:hAnsi="Courier New"/>
       <w:sz w:val="22"/>
     </w:rPr>
   </w:style>

--- a/verification/research/branded-reference.docx
+++ b/verification/research/branded-reference.docx
@@ -314,6 +314,8 @@
       </w:r>
     </w:p>
     <w:sectPr>
+      <w:pgSz w:w="12240" w:h="15840"/>
+      <w:pgMar w:top="1440" w:right="1440" w:bottom="1440" w:left="1440" w:header="720" w:footer="720" w:gutter="0"/>
       <w:footnotePr>
         <w:numRestart w:val="eachSect"/>
       </w:footnotePr>
@@ -552,6 +554,8 @@
     <w:rsid w:val="00A10FD9"/>
     <w:rPr>
       <w:rFonts w:asciiTheme="majorHAnsi" w:eastAsiaTheme="majorEastAsia" w:hAnsiTheme="majorHAnsi" w:cstheme="majorBidi"/>
+      <w:color w:val="2E5C5C"/>
+      <w:b/>
       <w:sz w:val="56"/>
       <w:szCs w:val="56"/>
     </w:rPr>
@@ -584,7 +588,7 @@
     <w:rsid w:val="00A10FD9"/>
     <w:rPr>
       <w:rFonts w:eastAsiaTheme="majorEastAsia" w:cstheme="majorBidi"/>
-      <w:color w:val="595959" w:themeColor="text1" w:themeTint="A6"/>
+      <w:color w:val="2E5C5C"/>
       <w:spacing w:val="15"/>
       <w:sz w:val="28"/>
       <w:szCs w:val="28"/>
@@ -669,7 +673,13 @@
     <w:pPr>
       <w:keepNext/>
       <w:keepLines/>
+      <w:pBdr>
+        <w:bottom w:val="single" w:sz="6" w:space="6" w:color="2E5C5C"/>
+      </w:pBdr>
       <w:spacing w:before="360" w:after="80"/>
+      <w:pBdr>
+        <w:bottom w:val="single" w:sz="6" w:space="4" w:color="66FFFF"/>
+      </w:pBdr>
       <w:outlineLvl w:val="0"/>
     </w:pPr>
     <w:rPr>
@@ -789,7 +799,7 @@
       <w:rFonts w:eastAsiaTheme="majorEastAsia" w:cstheme="majorBidi"/>
       <w:i/>
       <w:iCs/>
-      <w:color w:val="595959" w:themeColor="text1" w:themeTint="A6"/>
+      <w:color w:val="2E5C5C" w:themeColor="text1" w:themeTint="A6"/>
     </w:rPr>
   </w:style>
   <w:style w:type="paragraph" w:styleId="Heading7">
@@ -810,7 +820,7 @@
     </w:pPr>
     <w:rPr>
       <w:rFonts w:eastAsiaTheme="majorEastAsia" w:cstheme="majorBidi"/>
-      <w:color w:val="595959" w:themeColor="text1" w:themeTint="A6"/>
+      <w:color w:val="2E5C5C" w:themeColor="text1" w:themeTint="A6"/>
     </w:rPr>
   </w:style>
   <w:style w:type="paragraph" w:styleId="Heading8">
@@ -935,7 +945,7 @@
       <w:rFonts w:eastAsiaTheme="majorEastAsia" w:cstheme="majorBidi"/>
       <w:i/>
       <w:iCs/>
-      <w:color w:val="595959" w:themeColor="text1" w:themeTint="A6"/>
+      <w:color w:val="2E5C5C" w:themeColor="text1" w:themeTint="A6"/>
     </w:rPr>
   </w:style>
   <w:style w:type="character" w:customStyle="1" w:styleId="Heading7Char">
@@ -947,7 +957,7 @@
     <w:rsid w:val="00A10FD9"/>
     <w:rPr>
       <w:rFonts w:eastAsiaTheme="majorEastAsia" w:cstheme="majorBidi"/>
-      <w:color w:val="595959" w:themeColor="text1" w:themeTint="A6"/>
+      <w:color w:val="2E5C5C" w:themeColor="text1" w:themeTint="A6"/>
     </w:rPr>
   </w:style>
   <w:style w:type="character" w:customStyle="1" w:styleId="Heading8Char">
@@ -1134,6 +1144,24 @@
       <w:b w:val="0"/>
       <w:bCs w:val="0"/>
       <w:color w:val="365F91" w:themeColor="accent1"/>
+    </w:rPr>
+  </w:style>
+  <w:style w:type="paragraph" w:styleId="SourceCode">
+    <w:name w:val="Source Code"/>
+    <w:basedOn w:val="Normal"/>
+    <w:qFormat/>
+    <w:pPr>
+      <w:keepLines/>
+      <w:shd w:val="clear" w:color="auto" w:fill="F3F7F7"/>
+      <w:pBdr>
+        <w:left w:val="single" w:sz="18" w:space="8" w:color="2E5C5C"/>
+      </w:pBdr>
+      <w:spacing w:before="40" w:after="40" w:line="240" w:lineRule="auto"/>
+      <w:ind w:left="240" w:right="120"/>
+    </w:pPr>
+    <w:rPr>
+      <w:rFonts w:ascii="Courier New" w:hAnsi="Courier New" w:cs="Courier New"/>
+      <w:sz w:val="18"/>
     </w:rPr>
   </w:style>
 </w:styles>

--- a/verification/research/branded-reference.docx
+++ b/verification/research/branded-reference.docx
@@ -1163,6 +1163,48 @@
       <w:rFonts w:ascii="Courier New" w:hAnsi="Courier New" w:cs="Courier New"/>
       <w:sz w:val="18"/>
     </w:rPr>
+  </w:style>
+  <w:style w:type="paragraph" w:styleId="TOC1">
+    <w:name w:val="toc 1"/>
+    <w:basedOn w:val="Normal"/>
+    <w:next w:val="Normal"/>
+    <w:uiPriority w:val="39"/>
+    <w:pPr>
+      <w:tabs>
+        <w:tab w:val="right" w:leader="dot" w:pos="9350"/>
+      </w:tabs>
+      <w:spacing w:before="120" w:after="0" w:line="240" w:lineRule="auto"/>
+    </w:pPr>
+    <w:rPr>
+      <w:b/>
+      <w:color w:val="2E5C5C"/>
+    </w:rPr>
+  </w:style>
+  <w:style w:type="paragraph" w:styleId="TOC2">
+    <w:name w:val="toc 2"/>
+    <w:basedOn w:val="Normal"/>
+    <w:next w:val="Normal"/>
+    <w:uiPriority w:val="39"/>
+    <w:pPr>
+      <w:tabs>
+        <w:tab w:val="right" w:leader="dot" w:pos="9350"/>
+      </w:tabs>
+      <w:spacing w:before="0" w:after="0" w:line="240" w:lineRule="auto"/>
+      <w:ind w:left="340"/>
+    </w:pPr>
+  </w:style>
+  <w:style w:type="paragraph" w:styleId="TOC3">
+    <w:name w:val="toc 3"/>
+    <w:basedOn w:val="Normal"/>
+    <w:next w:val="Normal"/>
+    <w:uiPriority w:val="39"/>
+    <w:pPr>
+      <w:tabs>
+        <w:tab w:val="right" w:leader="dot" w:pos="9350"/>
+      </w:tabs>
+      <w:spacing w:before="0" w:after="0" w:line="240" w:lineRule="auto"/>
+      <w:ind w:left="680"/>
+    </w:pPr>
   </w:style>
 </w:styles>
 </file>
